--- a/14_ACP01/ACP01 - Module 4.5 - AWS Global Infrastructure.docx
+++ b/14_ACP01/ACP01 - Module 4.5 - AWS Global Infrastructure.docx
@@ -584,6 +584,343 @@
         </w:drawing>
       </w:r>
     </w:p>
+    <w:p/>
+    <w:p/>
+    <w:p/>
+    <w:p/>
+    <w:p/>
+    <w:p>
+      <w:r>
+        <w:lastRenderedPageBreak/>
+        <w:drawing>
+          <wp:inline distT="0" distB="0" distL="0" distR="0" wp14:anchorId="4B1DF3A6" wp14:editId="571910F4">
+            <wp:extent cx="5534797" cy="1667108"/>
+            <wp:effectExtent l="0" t="0" r="0" b="9525"/>
+            <wp:docPr id="405767487" name="Picture 1"/>
+            <wp:cNvGraphicFramePr>
+              <a:graphicFrameLocks xmlns:a="http://schemas.openxmlformats.org/drawingml/2006/main" noChangeAspect="1"/>
+            </wp:cNvGraphicFramePr>
+            <a:graphic xmlns:a="http://schemas.openxmlformats.org/drawingml/2006/main">
+              <a:graphicData uri="http://schemas.openxmlformats.org/drawingml/2006/picture">
+                <pic:pic xmlns:pic="http://schemas.openxmlformats.org/drawingml/2006/picture">
+                  <pic:nvPicPr>
+                    <pic:cNvPr id="405767487" name=""/>
+                    <pic:cNvPicPr/>
+                  </pic:nvPicPr>
+                  <pic:blipFill>
+                    <a:blip r:embed="rId19"/>
+                    <a:stretch>
+                      <a:fillRect/>
+                    </a:stretch>
+                  </pic:blipFill>
+                  <pic:spPr>
+                    <a:xfrm>
+                      <a:off x="0" y="0"/>
+                      <a:ext cx="5534797" cy="1667108"/>
+                    </a:xfrm>
+                    <a:prstGeom prst="rect">
+                      <a:avLst/>
+                    </a:prstGeom>
+                  </pic:spPr>
+                </pic:pic>
+              </a:graphicData>
+            </a:graphic>
+          </wp:inline>
+        </w:drawing>
+      </w:r>
+    </w:p>
+    <w:p>
+      <w:r>
+        <w:drawing>
+          <wp:inline distT="0" distB="0" distL="0" distR="0" wp14:anchorId="224A5FC0" wp14:editId="10064BC4">
+            <wp:extent cx="7275443" cy="4448367"/>
+            <wp:effectExtent l="0" t="0" r="1905" b="9525"/>
+            <wp:docPr id="389858042" name="Picture 1"/>
+            <wp:cNvGraphicFramePr>
+              <a:graphicFrameLocks xmlns:a="http://schemas.openxmlformats.org/drawingml/2006/main" noChangeAspect="1"/>
+            </wp:cNvGraphicFramePr>
+            <a:graphic xmlns:a="http://schemas.openxmlformats.org/drawingml/2006/main">
+              <a:graphicData uri="http://schemas.openxmlformats.org/drawingml/2006/picture">
+                <pic:pic xmlns:pic="http://schemas.openxmlformats.org/drawingml/2006/picture">
+                  <pic:nvPicPr>
+                    <pic:cNvPr id="389858042" name=""/>
+                    <pic:cNvPicPr/>
+                  </pic:nvPicPr>
+                  <pic:blipFill>
+                    <a:blip r:embed="rId20"/>
+                    <a:stretch>
+                      <a:fillRect/>
+                    </a:stretch>
+                  </pic:blipFill>
+                  <pic:spPr>
+                    <a:xfrm>
+                      <a:off x="0" y="0"/>
+                      <a:ext cx="7281426" cy="4452025"/>
+                    </a:xfrm>
+                    <a:prstGeom prst="rect">
+                      <a:avLst/>
+                    </a:prstGeom>
+                  </pic:spPr>
+                </pic:pic>
+              </a:graphicData>
+            </a:graphic>
+          </wp:inline>
+        </w:drawing>
+      </w:r>
+    </w:p>
+    <w:p/>
+    <w:p/>
+    <w:p>
+      <w:r>
+        <w:drawing>
+          <wp:inline distT="0" distB="0" distL="0" distR="0" wp14:anchorId="02A8D992" wp14:editId="7B6B2E6B">
+            <wp:extent cx="8863330" cy="3143885"/>
+            <wp:effectExtent l="0" t="0" r="0" b="0"/>
+            <wp:docPr id="289639252" name="Picture 1"/>
+            <wp:cNvGraphicFramePr>
+              <a:graphicFrameLocks xmlns:a="http://schemas.openxmlformats.org/drawingml/2006/main" noChangeAspect="1"/>
+            </wp:cNvGraphicFramePr>
+            <a:graphic xmlns:a="http://schemas.openxmlformats.org/drawingml/2006/main">
+              <a:graphicData uri="http://schemas.openxmlformats.org/drawingml/2006/picture">
+                <pic:pic xmlns:pic="http://schemas.openxmlformats.org/drawingml/2006/picture">
+                  <pic:nvPicPr>
+                    <pic:cNvPr id="289639252" name=""/>
+                    <pic:cNvPicPr/>
+                  </pic:nvPicPr>
+                  <pic:blipFill>
+                    <a:blip r:embed="rId21"/>
+                    <a:stretch>
+                      <a:fillRect/>
+                    </a:stretch>
+                  </pic:blipFill>
+                  <pic:spPr>
+                    <a:xfrm>
+                      <a:off x="0" y="0"/>
+                      <a:ext cx="8863330" cy="3143885"/>
+                    </a:xfrm>
+                    <a:prstGeom prst="rect">
+                      <a:avLst/>
+                    </a:prstGeom>
+                  </pic:spPr>
+                </pic:pic>
+              </a:graphicData>
+            </a:graphic>
+          </wp:inline>
+        </w:drawing>
+      </w:r>
+    </w:p>
+    <w:p>
+      <w:r>
+        <w:lastRenderedPageBreak/>
+        <w:drawing>
+          <wp:inline distT="0" distB="0" distL="0" distR="0" wp14:anchorId="5F505CC0" wp14:editId="68334570">
+            <wp:extent cx="8863330" cy="4719955"/>
+            <wp:effectExtent l="0" t="0" r="0" b="4445"/>
+            <wp:docPr id="1192446331" name="Picture 1"/>
+            <wp:cNvGraphicFramePr>
+              <a:graphicFrameLocks xmlns:a="http://schemas.openxmlformats.org/drawingml/2006/main" noChangeAspect="1"/>
+            </wp:cNvGraphicFramePr>
+            <a:graphic xmlns:a="http://schemas.openxmlformats.org/drawingml/2006/main">
+              <a:graphicData uri="http://schemas.openxmlformats.org/drawingml/2006/picture">
+                <pic:pic xmlns:pic="http://schemas.openxmlformats.org/drawingml/2006/picture">
+                  <pic:nvPicPr>
+                    <pic:cNvPr id="1192446331" name=""/>
+                    <pic:cNvPicPr/>
+                  </pic:nvPicPr>
+                  <pic:blipFill>
+                    <a:blip r:embed="rId22"/>
+                    <a:stretch>
+                      <a:fillRect/>
+                    </a:stretch>
+                  </pic:blipFill>
+                  <pic:spPr>
+                    <a:xfrm>
+                      <a:off x="0" y="0"/>
+                      <a:ext cx="8863330" cy="4719955"/>
+                    </a:xfrm>
+                    <a:prstGeom prst="rect">
+                      <a:avLst/>
+                    </a:prstGeom>
+                  </pic:spPr>
+                </pic:pic>
+              </a:graphicData>
+            </a:graphic>
+          </wp:inline>
+        </w:drawing>
+      </w:r>
+    </w:p>
+    <w:p>
+      <w:r>
+        <w:lastRenderedPageBreak/>
+        <w:drawing>
+          <wp:inline distT="0" distB="0" distL="0" distR="0" wp14:anchorId="7916AAE8" wp14:editId="02F039A7">
+            <wp:extent cx="8863330" cy="4683760"/>
+            <wp:effectExtent l="0" t="0" r="0" b="2540"/>
+            <wp:docPr id="799338532" name="Picture 1"/>
+            <wp:cNvGraphicFramePr>
+              <a:graphicFrameLocks xmlns:a="http://schemas.openxmlformats.org/drawingml/2006/main" noChangeAspect="1"/>
+            </wp:cNvGraphicFramePr>
+            <a:graphic xmlns:a="http://schemas.openxmlformats.org/drawingml/2006/main">
+              <a:graphicData uri="http://schemas.openxmlformats.org/drawingml/2006/picture">
+                <pic:pic xmlns:pic="http://schemas.openxmlformats.org/drawingml/2006/picture">
+                  <pic:nvPicPr>
+                    <pic:cNvPr id="799338532" name=""/>
+                    <pic:cNvPicPr/>
+                  </pic:nvPicPr>
+                  <pic:blipFill>
+                    <a:blip r:embed="rId23"/>
+                    <a:stretch>
+                      <a:fillRect/>
+                    </a:stretch>
+                  </pic:blipFill>
+                  <pic:spPr>
+                    <a:xfrm>
+                      <a:off x="0" y="0"/>
+                      <a:ext cx="8863330" cy="4683760"/>
+                    </a:xfrm>
+                    <a:prstGeom prst="rect">
+                      <a:avLst/>
+                    </a:prstGeom>
+                  </pic:spPr>
+                </pic:pic>
+              </a:graphicData>
+            </a:graphic>
+          </wp:inline>
+        </w:drawing>
+      </w:r>
+    </w:p>
+    <w:p>
+      <w:r>
+        <w:lastRenderedPageBreak/>
+        <w:drawing>
+          <wp:inline distT="0" distB="0" distL="0" distR="0" wp14:anchorId="78C7D426" wp14:editId="3B094C83">
+            <wp:extent cx="8863330" cy="3582035"/>
+            <wp:effectExtent l="0" t="0" r="0" b="0"/>
+            <wp:docPr id="777070413" name="Picture 1"/>
+            <wp:cNvGraphicFramePr>
+              <a:graphicFrameLocks xmlns:a="http://schemas.openxmlformats.org/drawingml/2006/main" noChangeAspect="1"/>
+            </wp:cNvGraphicFramePr>
+            <a:graphic xmlns:a="http://schemas.openxmlformats.org/drawingml/2006/main">
+              <a:graphicData uri="http://schemas.openxmlformats.org/drawingml/2006/picture">
+                <pic:pic xmlns:pic="http://schemas.openxmlformats.org/drawingml/2006/picture">
+                  <pic:nvPicPr>
+                    <pic:cNvPr id="777070413" name=""/>
+                    <pic:cNvPicPr/>
+                  </pic:nvPicPr>
+                  <pic:blipFill>
+                    <a:blip r:embed="rId24"/>
+                    <a:stretch>
+                      <a:fillRect/>
+                    </a:stretch>
+                  </pic:blipFill>
+                  <pic:spPr>
+                    <a:xfrm>
+                      <a:off x="0" y="0"/>
+                      <a:ext cx="8863330" cy="3582035"/>
+                    </a:xfrm>
+                    <a:prstGeom prst="rect">
+                      <a:avLst/>
+                    </a:prstGeom>
+                  </pic:spPr>
+                </pic:pic>
+              </a:graphicData>
+            </a:graphic>
+          </wp:inline>
+        </w:drawing>
+      </w:r>
+    </w:p>
+    <w:p/>
+    <w:p/>
+    <w:p/>
+    <w:p/>
+    <w:p/>
+    <w:p/>
+    <w:p/>
+    <w:p/>
+    <w:p/>
+    <w:p>
+      <w:r>
+        <w:lastRenderedPageBreak/>
+        <w:drawing>
+          <wp:inline distT="0" distB="0" distL="0" distR="0" wp14:anchorId="0D37A87C" wp14:editId="2B474F2D">
+            <wp:extent cx="8202170" cy="1438476"/>
+            <wp:effectExtent l="0" t="0" r="0" b="9525"/>
+            <wp:docPr id="1341907597" name="Picture 1"/>
+            <wp:cNvGraphicFramePr>
+              <a:graphicFrameLocks xmlns:a="http://schemas.openxmlformats.org/drawingml/2006/main" noChangeAspect="1"/>
+            </wp:cNvGraphicFramePr>
+            <a:graphic xmlns:a="http://schemas.openxmlformats.org/drawingml/2006/main">
+              <a:graphicData uri="http://schemas.openxmlformats.org/drawingml/2006/picture">
+                <pic:pic xmlns:pic="http://schemas.openxmlformats.org/drawingml/2006/picture">
+                  <pic:nvPicPr>
+                    <pic:cNvPr id="1341907597" name=""/>
+                    <pic:cNvPicPr/>
+                  </pic:nvPicPr>
+                  <pic:blipFill>
+                    <a:blip r:embed="rId25"/>
+                    <a:stretch>
+                      <a:fillRect/>
+                    </a:stretch>
+                  </pic:blipFill>
+                  <pic:spPr>
+                    <a:xfrm>
+                      <a:off x="0" y="0"/>
+                      <a:ext cx="8202170" cy="1438476"/>
+                    </a:xfrm>
+                    <a:prstGeom prst="rect">
+                      <a:avLst/>
+                    </a:prstGeom>
+                  </pic:spPr>
+                </pic:pic>
+              </a:graphicData>
+            </a:graphic>
+          </wp:inline>
+        </w:drawing>
+      </w:r>
+    </w:p>
+    <w:p/>
+    <w:p>
+      <w:r>
+        <w:drawing>
+          <wp:inline distT="0" distB="0" distL="0" distR="0" wp14:anchorId="76F3A85F" wp14:editId="0401A637">
+            <wp:extent cx="8863330" cy="3696970"/>
+            <wp:effectExtent l="0" t="0" r="0" b="0"/>
+            <wp:docPr id="2025321456" name="Picture 1"/>
+            <wp:cNvGraphicFramePr>
+              <a:graphicFrameLocks xmlns:a="http://schemas.openxmlformats.org/drawingml/2006/main" noChangeAspect="1"/>
+            </wp:cNvGraphicFramePr>
+            <a:graphic xmlns:a="http://schemas.openxmlformats.org/drawingml/2006/main">
+              <a:graphicData uri="http://schemas.openxmlformats.org/drawingml/2006/picture">
+                <pic:pic xmlns:pic="http://schemas.openxmlformats.org/drawingml/2006/picture">
+                  <pic:nvPicPr>
+                    <pic:cNvPr id="2025321456" name=""/>
+                    <pic:cNvPicPr/>
+                  </pic:nvPicPr>
+                  <pic:blipFill>
+                    <a:blip r:embed="rId26"/>
+                    <a:stretch>
+                      <a:fillRect/>
+                    </a:stretch>
+                  </pic:blipFill>
+                  <pic:spPr>
+                    <a:xfrm>
+                      <a:off x="0" y="0"/>
+                      <a:ext cx="8863330" cy="3696970"/>
+                    </a:xfrm>
+                    <a:prstGeom prst="rect">
+                      <a:avLst/>
+                    </a:prstGeom>
+                  </pic:spPr>
+                </pic:pic>
+              </a:graphicData>
+            </a:graphic>
+          </wp:inline>
+        </w:drawing>
+      </w:r>
+    </w:p>
+    <w:p/>
+    <w:p/>
+    <w:p/>
     <w:sectPr>
       <w:pgSz w:w="16838" w:h="11906" w:orient="landscape"/>
       <w:pgMar w:top="851" w:right="1440" w:bottom="568" w:left="1440" w:header="708" w:footer="708" w:gutter="0"/>
